--- a/projects/fpga-systems/Genesys2/ecc-ip/reed-solomon/docs/Reed_Solomon_UART_Harness_v0.1.docx
+++ b/projects/fpga-systems/Genesys2/ecc-ip/reed-solomon/docs/Reed_Solomon_UART_Harness_v0.1.docx
@@ -160,7 +160,7 @@
             </w:rPr>
             <w:fldChar w:fldCharType="separate"/>
           </w:r>
-          <w:hyperlink w:anchor="__RefHeading___Toc1582_1073424382">
+          <w:hyperlink w:anchor="__RefHeading___Toc1612_4236987782">
             <w:r>
               <w:rPr>
                 <w:webHidden/>
@@ -181,7 +181,7 @@
             </w:tabs>
             <w:rPr/>
           </w:pPr>
-          <w:hyperlink w:anchor="__RefHeading___Toc1584_1073424382">
+          <w:hyperlink w:anchor="__RefHeading___Toc1614_4236987782">
             <w:r>
               <w:rPr>
                 <w:webHidden/>
@@ -202,7 +202,7 @@
             </w:tabs>
             <w:rPr/>
           </w:pPr>
-          <w:hyperlink w:anchor="__RefHeading___Toc1586_1073424382">
+          <w:hyperlink w:anchor="__RefHeading___Toc1616_4236987782">
             <w:r>
               <w:rPr>
                 <w:webHidden/>
@@ -223,7 +223,7 @@
             </w:tabs>
             <w:rPr/>
           </w:pPr>
-          <w:hyperlink w:anchor="__RefHeading___Toc1588_1073424382">
+          <w:hyperlink w:anchor="__RefHeading___Toc1618_4236987782">
             <w:r>
               <w:rPr>
                 <w:webHidden/>
@@ -244,7 +244,7 @@
             </w:tabs>
             <w:rPr/>
           </w:pPr>
-          <w:hyperlink w:anchor="__RefHeading___Toc1590_1073424382">
+          <w:hyperlink w:anchor="__RefHeading___Toc1620_4236987782">
             <w:r>
               <w:rPr>
                 <w:webHidden/>
@@ -265,7 +265,7 @@
             </w:tabs>
             <w:rPr/>
           </w:pPr>
-          <w:hyperlink w:anchor="__RefHeading___Toc1592_1073424382">
+          <w:hyperlink w:anchor="__RefHeading___Toc1622_4236987782">
             <w:r>
               <w:rPr>
                 <w:webHidden/>
@@ -286,7 +286,7 @@
             </w:tabs>
             <w:rPr/>
           </w:pPr>
-          <w:hyperlink w:anchor="__RefHeading___Toc1594_1073424382">
+          <w:hyperlink w:anchor="__RefHeading___Toc1624_4236987782">
             <w:r>
               <w:rPr>
                 <w:webHidden/>
@@ -307,7 +307,7 @@
             </w:tabs>
             <w:rPr/>
           </w:pPr>
-          <w:hyperlink w:anchor="__RefHeading___Toc1596_1073424382">
+          <w:hyperlink w:anchor="__RefHeading___Toc1626_4236987782">
             <w:r>
               <w:rPr>
                 <w:webHidden/>
@@ -328,7 +328,7 @@
             </w:tabs>
             <w:rPr/>
           </w:pPr>
-          <w:hyperlink w:anchor="__RefHeading___Toc1598_1073424382">
+          <w:hyperlink w:anchor="__RefHeading___Toc1628_4236987782">
             <w:r>
               <w:rPr>
                 <w:webHidden/>
@@ -349,7 +349,7 @@
             </w:tabs>
             <w:rPr/>
           </w:pPr>
-          <w:hyperlink w:anchor="__RefHeading___Toc1600_1073424382">
+          <w:hyperlink w:anchor="__RefHeading___Toc1630_4236987782">
             <w:r>
               <w:rPr>
                 <w:webHidden/>
@@ -370,7 +370,7 @@
             </w:tabs>
             <w:rPr/>
           </w:pPr>
-          <w:hyperlink w:anchor="__RefHeading___Toc1602_1073424382">
+          <w:hyperlink w:anchor="__RefHeading___Toc1632_4236987782">
             <w:r>
               <w:rPr>
                 <w:webHidden/>
@@ -391,7 +391,7 @@
             </w:tabs>
             <w:rPr/>
           </w:pPr>
-          <w:hyperlink w:anchor="__RefHeading___Toc1604_1073424382">
+          <w:hyperlink w:anchor="__RefHeading___Toc1634_4236987782">
             <w:r>
               <w:rPr>
                 <w:webHidden/>
@@ -412,7 +412,7 @@
             </w:tabs>
             <w:rPr/>
           </w:pPr>
-          <w:hyperlink w:anchor="__RefHeading___Toc1606_1073424382">
+          <w:hyperlink w:anchor="__RefHeading___Toc1636_4236987782">
             <w:r>
               <w:rPr>
                 <w:webHidden/>
@@ -433,7 +433,7 @@
             </w:tabs>
             <w:rPr/>
           </w:pPr>
-          <w:hyperlink w:anchor="__RefHeading___Toc1608_1073424382">
+          <w:hyperlink w:anchor="__RefHeading___Toc1638_4236987782">
             <w:r>
               <w:rPr>
                 <w:webHidden/>
@@ -454,7 +454,7 @@
             </w:tabs>
             <w:rPr/>
           </w:pPr>
-          <w:hyperlink w:anchor="__RefHeading___Toc1610_1073424382">
+          <w:hyperlink w:anchor="__RefHeading___Toc1640_4236987782">
             <w:r>
               <w:rPr>
                 <w:webHidden/>
@@ -475,7 +475,7 @@
             </w:tabs>
             <w:rPr/>
           </w:pPr>
-          <w:hyperlink w:anchor="__RefHeading___Toc1612_1073424382">
+          <w:hyperlink w:anchor="__RefHeading___Toc1642_4236987782">
             <w:r>
               <w:rPr>
                 <w:webHidden/>
@@ -496,7 +496,7 @@
             </w:tabs>
             <w:rPr/>
           </w:pPr>
-          <w:hyperlink w:anchor="__RefHeading___Toc1614_1073424382">
+          <w:hyperlink w:anchor="__RefHeading___Toc1644_4236987782">
             <w:r>
               <w:rPr>
                 <w:webHidden/>
@@ -517,7 +517,7 @@
             </w:tabs>
             <w:rPr/>
           </w:pPr>
-          <w:hyperlink w:anchor="__RefHeading___Toc1616_1073424382">
+          <w:hyperlink w:anchor="__RefHeading___Toc1646_4236987782">
             <w:r>
               <w:rPr>
                 <w:webHidden/>
@@ -538,7 +538,7 @@
             </w:tabs>
             <w:rPr/>
           </w:pPr>
-          <w:hyperlink w:anchor="__RefHeading___Toc1618_1073424382">
+          <w:hyperlink w:anchor="__RefHeading___Toc1648_4236987782">
             <w:r>
               <w:rPr>
                 <w:webHidden/>
@@ -559,7 +559,7 @@
             </w:tabs>
             <w:rPr/>
           </w:pPr>
-          <w:hyperlink w:anchor="__RefHeading___Toc1620_1073424382">
+          <w:hyperlink w:anchor="__RefHeading___Toc1650_4236987782">
             <w:r>
               <w:rPr>
                 <w:webHidden/>
@@ -580,7 +580,7 @@
             </w:tabs>
             <w:rPr/>
           </w:pPr>
-          <w:hyperlink w:anchor="__RefHeading___Toc1622_1073424382">
+          <w:hyperlink w:anchor="__RefHeading___Toc1652_4236987782">
             <w:r>
               <w:rPr>
                 <w:webHidden/>
@@ -601,7 +601,7 @@
             </w:tabs>
             <w:rPr/>
           </w:pPr>
-          <w:hyperlink w:anchor="__RefHeading___Toc1624_1073424382">
+          <w:hyperlink w:anchor="__RefHeading___Toc1654_4236987782">
             <w:r>
               <w:rPr>
                 <w:webHidden/>
@@ -855,7 +855,7 @@
         <w:spacing w:before="360" w:after="120"/>
         <w:rPr/>
       </w:pPr>
-      <w:bookmarkStart w:id="0" w:name="__RefHeading___Toc1582_1073424382"/>
+      <w:bookmarkStart w:id="0" w:name="__RefHeading___Toc1612_4236987782"/>
       <w:bookmarkStart w:id="1" w:name="document-information"/>
       <w:bookmarkEnd w:id="0"/>
       <w:r>
@@ -887,7 +887,7 @@
         <w:spacing w:before="280" w:after="80"/>
         <w:rPr/>
       </w:pPr>
-      <w:bookmarkStart w:id="2" w:name="__RefHeading___Toc1584_1073424382"/>
+      <w:bookmarkStart w:id="2" w:name="__RefHeading___Toc1614_4236987782"/>
       <w:bookmarkEnd w:id="2"/>
       <w:r>
         <w:rPr>
@@ -1232,7 +1232,7 @@
       <w:r>
         <w:br w:type="page"/>
       </w:r>
-      <w:bookmarkStart w:id="5" w:name="__RefHeading___Toc1586_1073424382"/>
+      <w:bookmarkStart w:id="5" w:name="__RefHeading___Toc1616_4236987782"/>
       <w:bookmarkEnd w:id="5"/>
       <w:r>
         <w:rPr>
@@ -1277,7 +1277,7 @@
         <w:spacing w:before="280" w:after="80"/>
         <w:rPr/>
       </w:pPr>
-      <w:bookmarkStart w:id="6" w:name="__RefHeading___Toc1588_1073424382"/>
+      <w:bookmarkStart w:id="6" w:name="__RefHeading___Toc1618_4236987782"/>
       <w:bookmarkStart w:id="7" w:name="provenance"/>
       <w:bookmarkEnd w:id="6"/>
       <w:r>
@@ -1388,7 +1388,7 @@
         <w:spacing w:before="360" w:after="120"/>
         <w:rPr/>
       </w:pPr>
-      <w:bookmarkStart w:id="8" w:name="__RefHeading___Toc1590_1073424382"/>
+      <w:bookmarkStart w:id="8" w:name="__RefHeading___Toc1620_4236987782"/>
       <w:bookmarkStart w:id="9" w:name="purpose-and-geometry"/>
       <w:bookmarkEnd w:id="8"/>
       <w:r>
@@ -1476,7 +1476,7 @@
           <w:rStyle w:val="VerbatimChar"/>
           <w:sz w:val="20"/>
         </w:rPr>
-        <w:t>projects/fpga-systems/Genesys2/reed-solomon/</w:t>
+        <w:t>projects/fpga-systems/Genesys2/ecc-ip/reed-solomon/</w:t>
       </w:r>
       <w:r>
         <w:rPr>
@@ -1508,7 +1508,20 @@
         <w:rPr>
           <w:sz w:val="20"/>
         </w:rPr>
-        <w:t xml:space="preserve"> keeps the original names and report layout byte-identical. The Genesys 2 image matrix is four bitstreams: </w:t>
+        <w:t xml:space="preserve"> keeps the original names and report layout byte-identical. Since 2026-10-07 the same tree also carries a small profile for the A7 (</w:t>
+      </w:r>
+      <w:r>
+        <w:rPr>
+          <w:rStyle w:val="VerbatimChar"/>
+          <w:sz w:val="20"/>
+        </w:rPr>
+        <w:t>RS_PROFILE=small</w:t>
+      </w:r>
+      <w:r>
+        <w:rPr>
+          <w:sz w:val="20"/>
+        </w:rPr>
+        <w:t xml:space="preserve">, issue #83): RS(64,56) t=4 at 50 MHz, distinct BUILD_ID “RSLS”. The Genesys 2 image matrix is four bitstreams: </w:t>
       </w:r>
       <w:r>
         <w:rPr>
@@ -1535,7 +1548,7 @@
         <w:spacing w:before="360" w:after="120"/>
         <w:rPr/>
       </w:pPr>
-      <w:bookmarkStart w:id="10" w:name="__RefHeading___Toc1592_1073424382"/>
+      <w:bookmarkStart w:id="10" w:name="__RefHeading___Toc1622_4236987782"/>
       <w:bookmarkEnd w:id="10"/>
       <w:r>
         <w:rPr>
@@ -1566,7 +1579,7 @@
         <w:spacing w:before="280" w:after="80"/>
         <w:rPr/>
       </w:pPr>
-      <w:bookmarkStart w:id="11" w:name="__RefHeading___Toc1594_1073424382"/>
+      <w:bookmarkStart w:id="11" w:name="__RefHeading___Toc1624_4236987782"/>
       <w:bookmarkEnd w:id="11"/>
       <w:r>
         <w:rPr>
@@ -1603,7 +1616,7 @@
           <w:rStyle w:val="VerbatimChar"/>
           <w:sz w:val="20"/>
         </w:rPr>
-        <w:t>projects/fpga-systems/Genesys2/reed-solomon/</w:t>
+        <w:t>projects/fpga-systems/Genesys2/ecc-ip/reed-solomon/</w:t>
       </w:r>
       <w:r>
         <w:rPr>
@@ -3280,7 +3293,7 @@
       <w:r>
         <w:br w:type="page"/>
       </w:r>
-      <w:bookmarkStart w:id="13" w:name="__RefHeading___Toc1596_1073424382"/>
+      <w:bookmarkStart w:id="13" w:name="__RefHeading___Toc1626_4236987782"/>
       <w:bookmarkEnd w:id="13"/>
       <w:r>
         <w:rPr>
@@ -4755,7 +4768,7 @@
       <w:r>
         <w:br w:type="page"/>
       </w:r>
-      <w:bookmarkStart w:id="14" w:name="__RefHeading___Toc1598_1073424382"/>
+      <w:bookmarkStart w:id="14" w:name="__RefHeading___Toc1628_4236987782"/>
       <w:bookmarkEnd w:id="14"/>
       <w:r>
         <w:rPr>
@@ -5658,7 +5671,7 @@
       <w:r>
         <w:br w:type="page"/>
       </w:r>
-      <w:bookmarkStart w:id="16" w:name="__RefHeading___Toc1600_1073424382"/>
+      <w:bookmarkStart w:id="16" w:name="__RefHeading___Toc1630_4236987782"/>
       <w:bookmarkEnd w:id="16"/>
       <w:r>
         <w:rPr>
@@ -5689,7 +5702,7 @@
         <w:spacing w:before="280" w:after="80"/>
         <w:rPr/>
       </w:pPr>
-      <w:bookmarkStart w:id="17" w:name="__RefHeading___Toc1602_1073424382"/>
+      <w:bookmarkStart w:id="17" w:name="__RefHeading___Toc1632_4236987782"/>
       <w:bookmarkStart w:id="18" w:name="register-path-and-datapath"/>
       <w:bookmarkEnd w:id="17"/>
       <w:r>
@@ -5973,7 +5986,7 @@
         <w:spacing w:before="280" w:after="80"/>
         <w:rPr/>
       </w:pPr>
-      <w:bookmarkStart w:id="19" w:name="__RefHeading___Toc1604_1073424382"/>
+      <w:bookmarkStart w:id="19" w:name="__RefHeading___Toc1634_4236987782"/>
       <w:bookmarkStart w:id="20" w:name="clock-and-reset"/>
       <w:bookmarkEnd w:id="19"/>
       <w:r>
@@ -6109,7 +6122,7 @@
         <w:spacing w:before="360" w:after="120"/>
         <w:rPr/>
       </w:pPr>
-      <w:bookmarkStart w:id="21" w:name="__RefHeading___Toc1606_1073424382"/>
+      <w:bookmarkStart w:id="21" w:name="__RefHeading___Toc1636_4236987782"/>
       <w:bookmarkStart w:id="22" w:name="the-fpga-testing-choices-and-why"/>
       <w:bookmarkEnd w:id="21"/>
       <w:r>
@@ -6141,7 +6154,7 @@
         <w:spacing w:before="280" w:after="80"/>
         <w:rPr/>
       </w:pPr>
-      <w:bookmarkStart w:id="23" w:name="__RefHeading___Toc1608_1073424382"/>
+      <w:bookmarkStart w:id="23" w:name="__RefHeading___Toc1638_4236987782"/>
       <w:bookmarkStart w:id="24" w:name="the-dual-solver-loop-as-mutual-oracle"/>
       <w:bookmarkEnd w:id="23"/>
       <w:r>
@@ -6253,7 +6266,7 @@
         <w:spacing w:before="280" w:after="80"/>
         <w:rPr/>
       </w:pPr>
-      <w:bookmarkStart w:id="25" w:name="__RefHeading___Toc1610_1073424382"/>
+      <w:bookmarkStart w:id="25" w:name="__RefHeading___Toc1640_4236987782"/>
       <w:bookmarkStart w:id="26" w:name="X8986edd381f90783fdfc23b2deca2118a794320"/>
       <w:bookmarkEnd w:id="25"/>
       <w:r>
@@ -6301,7 +6314,7 @@
         <w:spacing w:before="280" w:after="80"/>
         <w:rPr/>
       </w:pPr>
-      <w:bookmarkStart w:id="28" w:name="__RefHeading___Toc1612_1073424382"/>
+      <w:bookmarkStart w:id="28" w:name="__RefHeading___Toc1642_4236987782"/>
       <w:bookmarkStart w:id="29" w:name="Xba59fedd44ef670cc4f627318a2c6a8ba6eb2fd"/>
       <w:bookmarkEnd w:id="28"/>
       <w:r>
@@ -6387,7 +6400,7 @@
         <w:spacing w:before="280" w:after="80"/>
         <w:rPr/>
       </w:pPr>
-      <w:bookmarkStart w:id="30" w:name="__RefHeading___Toc1614_1073424382"/>
+      <w:bookmarkStart w:id="30" w:name="__RefHeading___Toc1644_4236987782"/>
       <w:bookmarkStart w:id="31" w:name="X39b5670bd0cc349c34063d439e0ead0eedf07cb"/>
       <w:bookmarkEnd w:id="30"/>
       <w:r>
@@ -6435,7 +6448,7 @@
         <w:spacing w:before="280" w:after="80"/>
         <w:rPr/>
       </w:pPr>
-      <w:bookmarkStart w:id="33" w:name="__RefHeading___Toc1616_1073424382"/>
+      <w:bookmarkStart w:id="33" w:name="__RefHeading___Toc1646_4236987782"/>
       <w:bookmarkStart w:id="34" w:name="Xc47722c6f7c2cead4a36a5b928930d6e3c9b991"/>
       <w:bookmarkEnd w:id="33"/>
       <w:r>
@@ -6534,7 +6547,7 @@
         <w:spacing w:before="280" w:after="80"/>
         <w:rPr/>
       </w:pPr>
-      <w:bookmarkStart w:id="35" w:name="__RefHeading___Toc1618_1073424382"/>
+      <w:bookmarkStart w:id="35" w:name="__RefHeading___Toc1648_4236987782"/>
       <w:bookmarkStart w:id="36" w:name="genesys-2-over-nexys-a7"/>
       <w:bookmarkEnd w:id="35"/>
       <w:r>
@@ -6594,7 +6607,7 @@
         <w:spacing w:before="280" w:after="80"/>
         <w:rPr/>
       </w:pPr>
-      <w:bookmarkStart w:id="37" w:name="__RefHeading___Toc1620_1073424382"/>
+      <w:bookmarkStart w:id="37" w:name="__RefHeading___Toc1650_4236987782"/>
       <w:bookmarkStart w:id="38" w:name="X795ba1d5d597264028343fd225a136bc41bb7e4"/>
       <w:bookmarkEnd w:id="37"/>
       <w:r>
@@ -6679,7 +6692,7 @@
         <w:spacing w:before="360" w:after="120"/>
         <w:rPr/>
       </w:pPr>
-      <w:bookmarkStart w:id="39" w:name="__RefHeading___Toc1622_1073424382"/>
+      <w:bookmarkStart w:id="39" w:name="__RefHeading___Toc1652_4236987782"/>
       <w:bookmarkStart w:id="40" w:name="operating-it"/>
       <w:bookmarkEnd w:id="39"/>
       <w:r>
@@ -6728,7 +6741,7 @@
         <w:rPr>
           <w:rStyle w:val="NormalTok"/>
         </w:rPr>
-        <w:t xml:space="preserve"> projects/fpga-systems/Genesys2/reed-solomon</w:t>
+        <w:t xml:space="preserve"> projects/fpga-systems/Genesys2/ecc-ip/reed-solomon</w:t>
       </w:r>
       <w:r>
         <w:rPr/>
@@ -6786,6 +6799,44 @@
     <w:p>
       <w:pPr>
         <w:pStyle w:val="FirstParagraph"/>
+        <w:rPr/>
+      </w:pPr>
+      <w:r>
+        <w:rPr>
+          <w:sz w:val="20"/>
+        </w:rPr>
+        <w:t xml:space="preserve">For the Nexys A7 small profile, build the bitstream with </w:t>
+      </w:r>
+      <w:r>
+        <w:rPr>
+          <w:rStyle w:val="VerbatimChar"/>
+          <w:sz w:val="20"/>
+        </w:rPr>
+        <w:t>make -C build-loop bitstream RS_TARGET=nexys_a7_100t RS_PROFILE=small</w:t>
+      </w:r>
+      <w:r>
+        <w:rPr>
+          <w:sz w:val="20"/>
+        </w:rPr>
+        <w:t xml:space="preserve"> and drive the same sequences over the A7’s UART; </w:t>
+      </w:r>
+      <w:r>
+        <w:rPr>
+          <w:rStyle w:val="VerbatimChar"/>
+          <w:sz w:val="20"/>
+        </w:rPr>
+        <w:t>init</w:t>
+      </w:r>
+      <w:r>
+        <w:rPr>
+          <w:sz w:val="20"/>
+        </w:rPr>
+        <w:t xml:space="preserve"> proves the “RSLS” BUILD_ID and the PROFILE CSR reports n=64, t=4, so the host programs pick up the geometry from the board.</w:t>
+      </w:r>
+    </w:p>
+    <w:p>
+      <w:pPr>
+        <w:pStyle w:val="BodyText"/>
         <w:rPr/>
       </w:pPr>
       <w:r>
@@ -6963,7 +7014,7 @@
         <w:spacing w:before="360" w:after="120"/>
         <w:rPr/>
       </w:pPr>
-      <w:bookmarkStart w:id="41" w:name="__RefHeading___Toc1624_1073424382"/>
+      <w:bookmarkStart w:id="41" w:name="__RefHeading___Toc1654_4236987782"/>
       <w:bookmarkStart w:id="42" w:name="what-is-deliberately-not-board-tested"/>
       <w:bookmarkEnd w:id="41"/>
       <w:r>
@@ -7120,7 +7171,17 @@
       </w:pPr>
       <w:r>
         <w:rPr/>
-        <w:t>The board validates only the RS(252,236) t=8, S=4 profile; other profiles are covered in simulation and component DV.</w:t>
+        <w:t>The board validates two profiles: RS(252,236) t=8, S=4 on the Genesys 2, and the small RS(64,56) t=4 on the Nexys A7 (</w:t>
+      </w:r>
+      <w:r>
+        <w:rPr>
+          <w:rStyle w:val="VerbatimChar"/>
+        </w:rPr>
+        <w:t>RS_PROFILE=small</w:t>
+      </w:r>
+      <w:r>
+        <w:rPr/>
+        <w:t>, issue #83); profiles outside those two are covered in simulation and component DV.</w:t>
       </w:r>
     </w:p>
     <w:p>

--- a/projects/fpga-systems/Genesys2/ecc-ip/reed-solomon/docs/Reed_Solomon_UART_Harness_v0.1.docx
+++ b/projects/fpga-systems/Genesys2/ecc-ip/reed-solomon/docs/Reed_Solomon_UART_Harness_v0.1.docx
@@ -160,7 +160,7 @@
             </w:rPr>
             <w:fldChar w:fldCharType="separate"/>
           </w:r>
-          <w:hyperlink w:anchor="__RefHeading___Toc1612_4236987782">
+          <w:hyperlink w:anchor="__RefHeading___Toc1629_4211003336">
             <w:r>
               <w:rPr>
                 <w:webHidden/>
@@ -181,7 +181,7 @@
             </w:tabs>
             <w:rPr/>
           </w:pPr>
-          <w:hyperlink w:anchor="__RefHeading___Toc1614_4236987782">
+          <w:hyperlink w:anchor="__RefHeading___Toc1631_4211003336">
             <w:r>
               <w:rPr>
                 <w:webHidden/>
@@ -202,7 +202,7 @@
             </w:tabs>
             <w:rPr/>
           </w:pPr>
-          <w:hyperlink w:anchor="__RefHeading___Toc1616_4236987782">
+          <w:hyperlink w:anchor="__RefHeading___Toc1633_4211003336">
             <w:r>
               <w:rPr>
                 <w:webHidden/>
@@ -223,7 +223,7 @@
             </w:tabs>
             <w:rPr/>
           </w:pPr>
-          <w:hyperlink w:anchor="__RefHeading___Toc1618_4236987782">
+          <w:hyperlink w:anchor="__RefHeading___Toc1635_4211003336">
             <w:r>
               <w:rPr>
                 <w:webHidden/>
@@ -244,7 +244,7 @@
             </w:tabs>
             <w:rPr/>
           </w:pPr>
-          <w:hyperlink w:anchor="__RefHeading___Toc1620_4236987782">
+          <w:hyperlink w:anchor="__RefHeading___Toc1637_4211003336">
             <w:r>
               <w:rPr>
                 <w:webHidden/>
@@ -265,7 +265,7 @@
             </w:tabs>
             <w:rPr/>
           </w:pPr>
-          <w:hyperlink w:anchor="__RefHeading___Toc1622_4236987782">
+          <w:hyperlink w:anchor="__RefHeading___Toc1639_4211003336">
             <w:r>
               <w:rPr>
                 <w:webHidden/>
@@ -286,7 +286,7 @@
             </w:tabs>
             <w:rPr/>
           </w:pPr>
-          <w:hyperlink w:anchor="__RefHeading___Toc1624_4236987782">
+          <w:hyperlink w:anchor="__RefHeading___Toc1641_4211003336">
             <w:r>
               <w:rPr>
                 <w:webHidden/>
@@ -307,7 +307,7 @@
             </w:tabs>
             <w:rPr/>
           </w:pPr>
-          <w:hyperlink w:anchor="__RefHeading___Toc1626_4236987782">
+          <w:hyperlink w:anchor="__RefHeading___Toc1643_4211003336">
             <w:r>
               <w:rPr>
                 <w:webHidden/>
@@ -328,7 +328,7 @@
             </w:tabs>
             <w:rPr/>
           </w:pPr>
-          <w:hyperlink w:anchor="__RefHeading___Toc1628_4236987782">
+          <w:hyperlink w:anchor="__RefHeading___Toc1645_4211003336">
             <w:r>
               <w:rPr>
                 <w:webHidden/>
@@ -349,7 +349,7 @@
             </w:tabs>
             <w:rPr/>
           </w:pPr>
-          <w:hyperlink w:anchor="__RefHeading___Toc1630_4236987782">
+          <w:hyperlink w:anchor="__RefHeading___Toc1647_4211003336">
             <w:r>
               <w:rPr>
                 <w:webHidden/>
@@ -370,13 +370,34 @@
             </w:tabs>
             <w:rPr/>
           </w:pPr>
-          <w:hyperlink w:anchor="__RefHeading___Toc1632_4236987782">
+          <w:hyperlink w:anchor="__RefHeading___Toc1649_4211003336">
             <w:r>
               <w:rPr>
                 <w:webHidden/>
                 <w:rStyle w:val="IndexLink"/>
               </w:rPr>
               <w:t>4.1 Register path and datapath</w:t>
+              <w:tab/>
+              <w:t>16</w:t>
+            </w:r>
+          </w:hyperlink>
+        </w:p>
+        <w:p>
+          <w:pPr>
+            <w:pStyle w:val="TOC3"/>
+            <w:tabs>
+              <w:tab w:val="clear" w:pos="8793"/>
+              <w:tab w:val="right" w:pos="9359" w:leader="dot"/>
+            </w:tabs>
+            <w:rPr/>
+          </w:pPr>
+          <w:hyperlink w:anchor="__RefHeading___Toc1651_4211003336">
+            <w:r>
+              <w:rPr>
+                <w:webHidden/>
+                <w:rStyle w:val="IndexLink"/>
+              </w:rPr>
+              <w:t>4.1.1 Figure 2.1: Reed-Solomon AXIS datapath and register path</w:t>
               <w:tab/>
               <w:t>16</w:t>
             </w:r>
@@ -391,7 +412,7 @@
             </w:tabs>
             <w:rPr/>
           </w:pPr>
-          <w:hyperlink w:anchor="__RefHeading___Toc1634_4236987782">
+          <w:hyperlink w:anchor="__RefHeading___Toc1653_4211003336">
             <w:r>
               <w:rPr>
                 <w:webHidden/>
@@ -412,7 +433,7 @@
             </w:tabs>
             <w:rPr/>
           </w:pPr>
-          <w:hyperlink w:anchor="__RefHeading___Toc1636_4236987782">
+          <w:hyperlink w:anchor="__RefHeading___Toc1655_4211003336">
             <w:r>
               <w:rPr>
                 <w:webHidden/>
@@ -433,7 +454,7 @@
             </w:tabs>
             <w:rPr/>
           </w:pPr>
-          <w:hyperlink w:anchor="__RefHeading___Toc1638_4236987782">
+          <w:hyperlink w:anchor="__RefHeading___Toc1657_4211003336">
             <w:r>
               <w:rPr>
                 <w:webHidden/>
@@ -454,7 +475,7 @@
             </w:tabs>
             <w:rPr/>
           </w:pPr>
-          <w:hyperlink w:anchor="__RefHeading___Toc1640_4236987782">
+          <w:hyperlink w:anchor="__RefHeading___Toc1659_4211003336">
             <w:r>
               <w:rPr>
                 <w:webHidden/>
@@ -475,7 +496,7 @@
             </w:tabs>
             <w:rPr/>
           </w:pPr>
-          <w:hyperlink w:anchor="__RefHeading___Toc1642_4236987782">
+          <w:hyperlink w:anchor="__RefHeading___Toc1661_4211003336">
             <w:r>
               <w:rPr>
                 <w:webHidden/>
@@ -496,7 +517,7 @@
             </w:tabs>
             <w:rPr/>
           </w:pPr>
-          <w:hyperlink w:anchor="__RefHeading___Toc1644_4236987782">
+          <w:hyperlink w:anchor="__RefHeading___Toc1663_4211003336">
             <w:r>
               <w:rPr>
                 <w:webHidden/>
@@ -517,7 +538,7 @@
             </w:tabs>
             <w:rPr/>
           </w:pPr>
-          <w:hyperlink w:anchor="__RefHeading___Toc1646_4236987782">
+          <w:hyperlink w:anchor="__RefHeading___Toc1665_4211003336">
             <w:r>
               <w:rPr>
                 <w:webHidden/>
@@ -538,7 +559,7 @@
             </w:tabs>
             <w:rPr/>
           </w:pPr>
-          <w:hyperlink w:anchor="__RefHeading___Toc1648_4236987782">
+          <w:hyperlink w:anchor="__RefHeading___Toc1667_4211003336">
             <w:r>
               <w:rPr>
                 <w:webHidden/>
@@ -559,7 +580,7 @@
             </w:tabs>
             <w:rPr/>
           </w:pPr>
-          <w:hyperlink w:anchor="__RefHeading___Toc1650_4236987782">
+          <w:hyperlink w:anchor="__RefHeading___Toc1669_4211003336">
             <w:r>
               <w:rPr>
                 <w:webHidden/>
@@ -580,7 +601,7 @@
             </w:tabs>
             <w:rPr/>
           </w:pPr>
-          <w:hyperlink w:anchor="__RefHeading___Toc1652_4236987782">
+          <w:hyperlink w:anchor="__RefHeading___Toc1671_4211003336">
             <w:r>
               <w:rPr>
                 <w:webHidden/>
@@ -601,7 +622,7 @@
             </w:tabs>
             <w:rPr/>
           </w:pPr>
-          <w:hyperlink w:anchor="__RefHeading___Toc1654_4236987782">
+          <w:hyperlink w:anchor="__RefHeading___Toc1673_4211003336">
             <w:r>
               <w:rPr>
                 <w:webHidden/>
@@ -652,15 +673,59 @@
     <w:p>
       <w:pPr>
         <w:pStyle w:val="Normal"/>
+        <w:tabs>
+          <w:tab w:val="clear" w:pos="720"/>
+          <w:tab w:val="right" w:pos="9360" w:leader="dot"/>
+        </w:tabs>
+        <w:spacing w:before="0" w:after="0"/>
         <w:rPr/>
       </w:pPr>
-      <w:r>
-        <w:rPr>
-          <w:i/>
-          <w:sz w:val="20"/>
-        </w:rPr>
-        <w:t>No figures in this document.</w:t>
-      </w:r>
+      <w:hyperlink w:anchor="_Fig_1_Reed_Solomon_AXIS_da">
+        <w:r>
+          <w:rPr>
+            <w:rStyle w:val="ListLabel1"/>
+            <w:color w:val="000000"/>
+            <w:sz w:val="24"/>
+          </w:rPr>
+          <w:t>Figure 2.1: Reed-Solomon AXIS datapath and register path</w:t>
+        </w:r>
+        <w:r>
+          <w:rPr>
+            <w:rStyle w:val="ListLabel1"/>
+          </w:rPr>
+          <w:tab/>
+        </w:r>
+        <w:r>
+          <w:rPr>
+            <w:rStyle w:val="ListLabel1"/>
+          </w:rPr>
+          <w:fldChar w:fldCharType="begin"/>
+        </w:r>
+        <w:r>
+          <w:rPr>
+            <w:rStyle w:val="ListLabel1"/>
+          </w:rPr>
+          <w:instrText xml:space="preserve"> PAGEREF _Fig_1_Reed_Solomon_AXIS_da \h </w:instrText>
+        </w:r>
+        <w:r>
+          <w:rPr>
+            <w:rStyle w:val="ListLabel1"/>
+          </w:rPr>
+          <w:fldChar w:fldCharType="separate"/>
+        </w:r>
+        <w:r>
+          <w:rPr>
+            <w:rStyle w:val="ListLabel1"/>
+          </w:rPr>
+          <w:t>16</w:t>
+        </w:r>
+        <w:r>
+          <w:rPr>
+            <w:rStyle w:val="ListLabel1"/>
+          </w:rPr>
+          <w:fldChar w:fldCharType="end"/>
+        </w:r>
+      </w:hyperlink>
     </w:p>
     <w:p>
       <w:pPr>
@@ -855,7 +920,7 @@
         <w:spacing w:before="360" w:after="120"/>
         <w:rPr/>
       </w:pPr>
-      <w:bookmarkStart w:id="0" w:name="__RefHeading___Toc1612_4236987782"/>
+      <w:bookmarkStart w:id="0" w:name="__RefHeading___Toc1629_4211003336"/>
       <w:bookmarkStart w:id="1" w:name="document-information"/>
       <w:bookmarkEnd w:id="0"/>
       <w:r>
@@ -887,7 +952,7 @@
         <w:spacing w:before="280" w:after="80"/>
         <w:rPr/>
       </w:pPr>
-      <w:bookmarkStart w:id="2" w:name="__RefHeading___Toc1614_4236987782"/>
+      <w:bookmarkStart w:id="2" w:name="__RefHeading___Toc1631_4211003336"/>
       <w:bookmarkEnd w:id="2"/>
       <w:r>
         <w:rPr>
@@ -1232,7 +1297,7 @@
       <w:r>
         <w:br w:type="page"/>
       </w:r>
-      <w:bookmarkStart w:id="5" w:name="__RefHeading___Toc1616_4236987782"/>
+      <w:bookmarkStart w:id="5" w:name="__RefHeading___Toc1633_4211003336"/>
       <w:bookmarkEnd w:id="5"/>
       <w:r>
         <w:rPr>
@@ -1277,7 +1342,7 @@
         <w:spacing w:before="280" w:after="80"/>
         <w:rPr/>
       </w:pPr>
-      <w:bookmarkStart w:id="6" w:name="__RefHeading___Toc1618_4236987782"/>
+      <w:bookmarkStart w:id="6" w:name="__RefHeading___Toc1635_4211003336"/>
       <w:bookmarkStart w:id="7" w:name="provenance"/>
       <w:bookmarkEnd w:id="6"/>
       <w:r>
@@ -1388,7 +1453,7 @@
         <w:spacing w:before="360" w:after="120"/>
         <w:rPr/>
       </w:pPr>
-      <w:bookmarkStart w:id="8" w:name="__RefHeading___Toc1620_4236987782"/>
+      <w:bookmarkStart w:id="8" w:name="__RefHeading___Toc1637_4211003336"/>
       <w:bookmarkStart w:id="9" w:name="purpose-and-geometry"/>
       <w:bookmarkEnd w:id="8"/>
       <w:r>
@@ -1548,7 +1613,7 @@
         <w:spacing w:before="360" w:after="120"/>
         <w:rPr/>
       </w:pPr>
-      <w:bookmarkStart w:id="10" w:name="__RefHeading___Toc1622_4236987782"/>
+      <w:bookmarkStart w:id="10" w:name="__RefHeading___Toc1639_4211003336"/>
       <w:bookmarkEnd w:id="10"/>
       <w:r>
         <w:rPr>
@@ -1579,7 +1644,7 @@
         <w:spacing w:before="280" w:after="80"/>
         <w:rPr/>
       </w:pPr>
-      <w:bookmarkStart w:id="11" w:name="__RefHeading___Toc1624_4236987782"/>
+      <w:bookmarkStart w:id="11" w:name="__RefHeading___Toc1641_4211003336"/>
       <w:bookmarkEnd w:id="11"/>
       <w:r>
         <w:rPr>
@@ -2443,7 +2508,7 @@
                 <w:szCs w:val="24"/>
                 <w:lang w:val="en-US" w:eastAsia="en-US" w:bidi="ar-SA"/>
               </w:rPr>
-              <w:t>axis4_master_pattern_gen</w:t>
+              <w:t>axis4_master_injector</w:t>
             </w:r>
           </w:p>
         </w:tc>
@@ -2474,7 +2539,7 @@
                 <w:szCs w:val="24"/>
                 <w:lang w:val="en-US" w:eastAsia="en-US" w:bidi="ar-SA"/>
               </w:rPr>
-              <w:t>rtl/amba/shared/axis4_master_pattern_gen.sv</w:t>
+              <w:t>rtl/amba/shared/axis4_master_injector.sv</w:t>
             </w:r>
           </w:p>
         </w:tc>
@@ -3293,7 +3358,7 @@
       <w:r>
         <w:br w:type="page"/>
       </w:r>
-      <w:bookmarkStart w:id="13" w:name="__RefHeading___Toc1626_4236987782"/>
+      <w:bookmarkStart w:id="13" w:name="__RefHeading___Toc1643_4211003336"/>
       <w:bookmarkEnd w:id="13"/>
       <w:r>
         <w:rPr>
@@ -4768,7 +4833,7 @@
       <w:r>
         <w:br w:type="page"/>
       </w:r>
-      <w:bookmarkStart w:id="14" w:name="__RefHeading___Toc1628_4236987782"/>
+      <w:bookmarkStart w:id="14" w:name="__RefHeading___Toc1645_4211003336"/>
       <w:bookmarkEnd w:id="14"/>
       <w:r>
         <w:rPr>
@@ -5671,7 +5736,7 @@
       <w:r>
         <w:br w:type="page"/>
       </w:r>
-      <w:bookmarkStart w:id="16" w:name="__RefHeading___Toc1630_4236987782"/>
+      <w:bookmarkStart w:id="16" w:name="__RefHeading___Toc1647_4211003336"/>
       <w:bookmarkEnd w:id="16"/>
       <w:r>
         <w:rPr>
@@ -5702,7 +5767,7 @@
         <w:spacing w:before="280" w:after="80"/>
         <w:rPr/>
       </w:pPr>
-      <w:bookmarkStart w:id="17" w:name="__RefHeading___Toc1632_4236987782"/>
+      <w:bookmarkStart w:id="17" w:name="__RefHeading___Toc1649_4211003336"/>
       <w:bookmarkStart w:id="18" w:name="register-path-and-datapath"/>
       <w:bookmarkEnd w:id="17"/>
       <w:r>
@@ -5764,6 +5829,36 @@
     </w:p>
     <w:p>
       <w:pPr>
+        <w:pStyle w:val="Heading3"/>
+        <w:spacing w:before="200" w:after="80"/>
+        <w:rPr/>
+      </w:pPr>
+      <w:bookmarkStart w:id="19" w:name="__RefHeading___Toc1651_4211003336"/>
+      <w:bookmarkStart w:id="20" w:name="Xbbc32190a466f8dff99f1bd58a9362e2c368382"/>
+      <w:bookmarkStart w:id="21" w:name="_Fig_1_Reed_Solomon_AXIS_da"/>
+      <w:bookmarkEnd w:id="19"/>
+      <w:r>
+        <w:rPr>
+          <w:rStyle w:val="SectionNumber"/>
+          <w:b/>
+          <w:color w:val="404040"/>
+          <w:sz w:val="24"/>
+        </w:rPr>
+        <w:t>4.1.1</w:t>
+      </w:r>
+      <w:r>
+        <w:rPr>
+          <w:b/>
+          <w:color w:val="404040"/>
+          <w:sz w:val="24"/>
+        </w:rPr>
+        <w:tab/>
+        <w:t>Figure 2.1: Reed-Solomon AXIS datapath and register path</w:t>
+      </w:r>
+      <w:bookmarkEnd w:id="21"/>
+    </w:p>
+    <w:p>
+      <w:pPr>
         <w:pStyle w:val="CaptionedFigure"/>
         <w:rPr/>
       </w:pPr>
@@ -5771,9 +5866,9 @@
         <w:rPr/>
         <w:drawing>
           <wp:inline distT="0" distB="0" distL="0" distR="0">
-            <wp:extent cx="5334000" cy="836930"/>
+            <wp:extent cx="5334000" cy="3507740"/>
             <wp:effectExtent l="0" t="0" r="0" b="0"/>
-            <wp:docPr id="4" name="Picture" descr="Diagram 1"/>
+            <wp:docPr id="4" name="Picture" descr="Reed-Solomon AXIS datapath and register path"/>
             <wp:cNvGraphicFramePr>
               <a:graphicFrameLocks xmlns:a="http://schemas.openxmlformats.org/drawingml/2006/main" noChangeAspect="1"/>
             </wp:cNvGraphicFramePr>
@@ -5781,7 +5876,7 @@
               <a:graphicData uri="http://schemas.openxmlformats.org/drawingml/2006/picture">
                 <pic:pic xmlns:pic="http://schemas.openxmlformats.org/drawingml/2006/picture">
                   <pic:nvPicPr>
-                    <pic:cNvPr id="4" name="Picture" descr="Diagram 1"/>
+                    <pic:cNvPr id="4" name="Picture" descr="Reed-Solomon AXIS datapath and register path"/>
                     <pic:cNvPicPr>
                       <a:picLocks noChangeAspect="1" noChangeArrowheads="1"/>
                     </pic:cNvPicPr>
@@ -5795,7 +5890,7 @@
                   <pic:spPr bwMode="auto">
                     <a:xfrm>
                       <a:off x="0" y="0"/>
-                      <a:ext cx="5334000" cy="836930"/>
+                      <a:ext cx="5334000" cy="3507740"/>
                     </a:xfrm>
                     <a:prstGeom prst="rect">
                       <a:avLst/>
@@ -5815,7 +5910,7 @@
       </w:pPr>
       <w:r>
         <w:rPr/>
-        <w:t>Diagram 1</w:t>
+        <w:t>Reed-Solomon AXIS datapath and register path</w:t>
       </w:r>
     </w:p>
     <w:p>
@@ -5825,6 +5920,34 @@
       </w:pPr>
       <w:r>
         <w:rPr>
+          <w:b/>
+          <w:bCs/>
+          <w:sz w:val="20"/>
+        </w:rPr>
+        <w:t>Source:</w:t>
+      </w:r>
+      <w:r>
+        <w:rPr>
+          <w:sz w:val="20"/>
+        </w:rPr>
+        <w:t xml:space="preserve"> </w:t>
+      </w:r>
+      <w:hyperlink r:id="rId4">
+        <w:r>
+          <w:rPr>
+            <w:rStyle w:val="Hyperlink"/>
+          </w:rPr>
+          <w:t>01_rs_axis_loop.dot</w:t>
+        </w:r>
+      </w:hyperlink>
+    </w:p>
+    <w:p>
+      <w:pPr>
+        <w:pStyle w:val="BodyText"/>
+        <w:rPr/>
+      </w:pPr>
+      <w:r>
+        <w:rPr>
           <w:sz w:val="20"/>
         </w:rPr>
         <w:t xml:space="preserve">Window 0 at </w:t>
@@ -5973,6 +6096,7 @@
         <w:t>, so adding a new window is a bridge regeneration rather than a harness rewrite.</w:t>
       </w:r>
       <w:bookmarkEnd w:id="18"/>
+      <w:bookmarkEnd w:id="20"/>
       <w:r>
         <w:br w:type="page"/>
       </w:r>
@@ -5986,9 +6110,9 @@
         <w:spacing w:before="280" w:after="80"/>
         <w:rPr/>
       </w:pPr>
-      <w:bookmarkStart w:id="19" w:name="__RefHeading___Toc1634_4236987782"/>
-      <w:bookmarkStart w:id="20" w:name="clock-and-reset"/>
-      <w:bookmarkEnd w:id="19"/>
+      <w:bookmarkStart w:id="22" w:name="__RefHeading___Toc1653_4211003336"/>
+      <w:bookmarkStart w:id="23" w:name="clock-and-reset"/>
+      <w:bookmarkEnd w:id="22"/>
       <w:r>
         <w:rPr>
           <w:rStyle w:val="SectionNumber"/>
@@ -6110,7 +6234,7 @@
         </w:rPr>
         <w:t>, so the clock constant and the MMCM output cannot drift apart.</w:t>
       </w:r>
-      <w:bookmarkEnd w:id="20"/>
+      <w:bookmarkEnd w:id="23"/>
       <w:r>
         <w:br w:type="page"/>
       </w:r>
@@ -6122,9 +6246,9 @@
         <w:spacing w:before="360" w:after="120"/>
         <w:rPr/>
       </w:pPr>
-      <w:bookmarkStart w:id="21" w:name="__RefHeading___Toc1636_4236987782"/>
-      <w:bookmarkStart w:id="22" w:name="the-fpga-testing-choices-and-why"/>
-      <w:bookmarkEnd w:id="21"/>
+      <w:bookmarkStart w:id="24" w:name="__RefHeading___Toc1655_4211003336"/>
+      <w:bookmarkStart w:id="25" w:name="the-fpga-testing-choices-and-why"/>
+      <w:bookmarkEnd w:id="24"/>
       <w:r>
         <w:rPr>
           <w:rStyle w:val="SectionNumber"/>
@@ -6154,9 +6278,9 @@
         <w:spacing w:before="280" w:after="80"/>
         <w:rPr/>
       </w:pPr>
-      <w:bookmarkStart w:id="23" w:name="__RefHeading___Toc1638_4236987782"/>
-      <w:bookmarkStart w:id="24" w:name="the-dual-solver-loop-as-mutual-oracle"/>
-      <w:bookmarkEnd w:id="23"/>
+      <w:bookmarkStart w:id="26" w:name="__RefHeading___Toc1657_4211003336"/>
+      <w:bookmarkStart w:id="27" w:name="the-dual-solver-loop-as-mutual-oracle"/>
+      <w:bookmarkEnd w:id="26"/>
       <w:r>
         <w:rPr>
           <w:rStyle w:val="SectionNumber"/>
@@ -6252,7 +6376,7 @@
         </w:rPr>
         <w:t>); the production board matrix carries one solver per bitstream to save area and keep the handshake clean for the bandwidth meters. The cross-solver check then happens by running the identical deterministic campaign on the riBM and Euclid images and requiring matching numbers.</w:t>
       </w:r>
-      <w:bookmarkEnd w:id="24"/>
+      <w:bookmarkEnd w:id="27"/>
       <w:r>
         <w:br w:type="page"/>
       </w:r>
@@ -6266,9 +6390,9 @@
         <w:spacing w:before="280" w:after="80"/>
         <w:rPr/>
       </w:pPr>
-      <w:bookmarkStart w:id="25" w:name="__RefHeading___Toc1640_4236987782"/>
-      <w:bookmarkStart w:id="26" w:name="X8986edd381f90783fdfc23b2deca2118a794320"/>
-      <w:bookmarkEnd w:id="25"/>
+      <w:bookmarkStart w:id="28" w:name="__RefHeading___Toc1659_4211003336"/>
+      <w:bookmarkStart w:id="29" w:name="X8986edd381f90783fdfc23b2deca2118a794320"/>
+      <w:bookmarkEnd w:id="28"/>
       <w:r>
         <w:rPr>
           <w:rStyle w:val="SectionNumber"/>
@@ -6293,14 +6417,14 @@
         <w:pStyle w:val="FirstParagraph"/>
         <w:rPr/>
       </w:pPr>
-      <w:bookmarkStart w:id="27" w:name="X8986edd381f90783fdfc23b2deca2118a794320"/>
+      <w:bookmarkStart w:id="30" w:name="X8986edd381f90783fdfc23b2deca2118a794320"/>
       <w:r>
         <w:rPr>
           <w:sz w:val="20"/>
         </w:rPr>
         <w:t>The host-side RNG seed defaults to 1. With that default, the random, soak, clusters, localized, and badblock campaigns are fully deterministic: the riBM and Euclid images run bit-identical workloads. On the 2026-10-05 Genesys 2 battery all four single-decoder images passed 7/7 campaigns, and the matching verdict counts between riBM and Euclid are themselves the cross-check. You do not need the on-chip comparator to know the two solvers agree — the campaigns prove it.</w:t>
       </w:r>
-      <w:bookmarkEnd w:id="27"/>
+      <w:bookmarkEnd w:id="30"/>
       <w:r>
         <w:br w:type="page"/>
       </w:r>
@@ -6314,9 +6438,9 @@
         <w:spacing w:before="280" w:after="80"/>
         <w:rPr/>
       </w:pPr>
-      <w:bookmarkStart w:id="28" w:name="__RefHeading___Toc1642_4236987782"/>
-      <w:bookmarkStart w:id="29" w:name="Xba59fedd44ef670cc4f627318a2c6a8ba6eb2fd"/>
-      <w:bookmarkEnd w:id="28"/>
+      <w:bookmarkStart w:id="31" w:name="__RefHeading___Toc1661_4211003336"/>
+      <w:bookmarkStart w:id="32" w:name="Xba59fedd44ef670cc4f627318a2c6a8ba6eb2fd"/>
+      <w:bookmarkEnd w:id="31"/>
       <w:r>
         <w:rPr>
           <w:rStyle w:val="SectionNumber"/>
@@ -6386,7 +6510,7 @@
         </w:rPr>
         <w:t xml:space="preserve"> sideband, turning any of these placement modes into an erasure run where the decoder is told which symbols were corrupted.</w:t>
       </w:r>
-      <w:bookmarkEnd w:id="29"/>
+      <w:bookmarkEnd w:id="32"/>
       <w:r>
         <w:br w:type="page"/>
       </w:r>
@@ -6400,9 +6524,9 @@
         <w:spacing w:before="280" w:after="80"/>
         <w:rPr/>
       </w:pPr>
-      <w:bookmarkStart w:id="30" w:name="__RefHeading___Toc1644_4236987782"/>
-      <w:bookmarkStart w:id="31" w:name="X39b5670bd0cc349c34063d439e0ead0eedf07cb"/>
-      <w:bookmarkEnd w:id="30"/>
+      <w:bookmarkStart w:id="33" w:name="__RefHeading___Toc1663_4211003336"/>
+      <w:bookmarkStart w:id="34" w:name="X39b5670bd0cc349c34063d439e0ead0eedf07cb"/>
+      <w:bookmarkEnd w:id="33"/>
       <w:r>
         <w:rPr>
           <w:rStyle w:val="SectionNumber"/>
@@ -6427,14 +6551,14 @@
         <w:pStyle w:val="FirstParagraph"/>
         <w:rPr/>
       </w:pPr>
-      <w:bookmarkStart w:id="32" w:name="X39b5670bd0cc349c34063d439e0ead0eedf07cb"/>
+      <w:bookmarkStart w:id="35" w:name="X39b5670bd0cc349c34063d439e0ead0eedf07cb"/>
       <w:r>
         <w:rPr>
           <w:sz w:val="20"/>
         </w:rPr>
         <w:t>Errors are injected after the encoder, not in the generator. An error in the generator’s data would be encoded faithfully and would be invisible to the code. Placing the injector on the coded stream means parity symbols are corrupted too, which is the workload the decoder actually has to handle. That is why the generator has no error-injection mode and the injector is a separate block.</w:t>
       </w:r>
-      <w:bookmarkEnd w:id="32"/>
+      <w:bookmarkEnd w:id="35"/>
       <w:r>
         <w:br w:type="page"/>
       </w:r>
@@ -6448,9 +6572,9 @@
         <w:spacing w:before="280" w:after="80"/>
         <w:rPr/>
       </w:pPr>
-      <w:bookmarkStart w:id="33" w:name="__RefHeading___Toc1646_4236987782"/>
-      <w:bookmarkStart w:id="34" w:name="Xc47722c6f7c2cead4a36a5b928930d6e3c9b991"/>
-      <w:bookmarkEnd w:id="33"/>
+      <w:bookmarkStart w:id="36" w:name="__RefHeading___Toc1665_4211003336"/>
+      <w:bookmarkStart w:id="37" w:name="Xc47722c6f7c2cead4a36a5b928930d6e3c9b991"/>
+      <w:bookmarkEnd w:id="36"/>
       <w:r>
         <w:rPr>
           <w:rStyle w:val="SectionNumber"/>
@@ -6533,7 +6657,7 @@
         </w:rPr>
         <w:t>) is present with a device behind it. A lock prevents collisions; a readback detects misattribution. When the hw_server deviceless-enumeration race refused about half of programming attempts, the readback path was changed to bounce hw_server and retry, bounded at five. The verdict is recorded beside the bitstream sha256 so a result file cannot be mistaken for verified if the identity check was inconclusive.</w:t>
       </w:r>
-      <w:bookmarkEnd w:id="34"/>
+      <w:bookmarkEnd w:id="37"/>
       <w:r>
         <w:br w:type="page"/>
       </w:r>
@@ -6547,9 +6671,9 @@
         <w:spacing w:before="280" w:after="80"/>
         <w:rPr/>
       </w:pPr>
-      <w:bookmarkStart w:id="35" w:name="__RefHeading___Toc1648_4236987782"/>
-      <w:bookmarkStart w:id="36" w:name="genesys-2-over-nexys-a7"/>
-      <w:bookmarkEnd w:id="35"/>
+      <w:bookmarkStart w:id="38" w:name="__RefHeading___Toc1667_4211003336"/>
+      <w:bookmarkStart w:id="39" w:name="genesys-2-over-nexys-a7"/>
+      <w:bookmarkEnd w:id="38"/>
       <w:r>
         <w:rPr>
           <w:rStyle w:val="SectionNumber"/>
@@ -6593,7 +6717,7 @@
         </w:rPr>
         <w:t>) and the original image names and report layout stay byte-identical, but the Genesys 2 is the primary target for harness-class work.</w:t>
       </w:r>
-      <w:bookmarkEnd w:id="36"/>
+      <w:bookmarkEnd w:id="39"/>
       <w:r>
         <w:br w:type="page"/>
       </w:r>
@@ -6607,9 +6731,9 @@
         <w:spacing w:before="280" w:after="80"/>
         <w:rPr/>
       </w:pPr>
-      <w:bookmarkStart w:id="37" w:name="__RefHeading___Toc1650_4236987782"/>
-      <w:bookmarkStart w:id="38" w:name="X795ba1d5d597264028343fd225a136bc41bb7e4"/>
-      <w:bookmarkEnd w:id="37"/>
+      <w:bookmarkStart w:id="40" w:name="__RefHeading___Toc1669_4211003336"/>
+      <w:bookmarkStart w:id="41" w:name="X795ba1d5d597264028343fd225a136bc41bb7e4"/>
+      <w:bookmarkEnd w:id="40"/>
       <w:r>
         <w:rPr>
           <w:rStyle w:val="SectionNumber"/>
@@ -6679,8 +6803,8 @@
         </w:rPr>
         <w:t>; an earlier plan to prefer AXIS for soaks proved unnecessary.</w:t>
       </w:r>
-      <w:bookmarkEnd w:id="22"/>
-      <w:bookmarkEnd w:id="38"/>
+      <w:bookmarkEnd w:id="25"/>
+      <w:bookmarkEnd w:id="41"/>
       <w:r>
         <w:br w:type="page"/>
       </w:r>
@@ -6692,9 +6816,9 @@
         <w:spacing w:before="360" w:after="120"/>
         <w:rPr/>
       </w:pPr>
-      <w:bookmarkStart w:id="39" w:name="__RefHeading___Toc1652_4236987782"/>
-      <w:bookmarkStart w:id="40" w:name="operating-it"/>
-      <w:bookmarkEnd w:id="39"/>
+      <w:bookmarkStart w:id="42" w:name="__RefHeading___Toc1671_4211003336"/>
+      <w:bookmarkStart w:id="43" w:name="operating-it"/>
+      <w:bookmarkEnd w:id="42"/>
       <w:r>
         <w:rPr>
           <w:rStyle w:val="SectionNumber"/>
@@ -7002,7 +7126,7 @@
         </w:rPr>
         <w:t>.</w:t>
       </w:r>
-      <w:bookmarkEnd w:id="40"/>
+      <w:bookmarkEnd w:id="43"/>
       <w:r>
         <w:br w:type="page"/>
       </w:r>
@@ -7014,9 +7138,9 @@
         <w:spacing w:before="360" w:after="120"/>
         <w:rPr/>
       </w:pPr>
-      <w:bookmarkStart w:id="41" w:name="__RefHeading___Toc1654_4236987782"/>
-      <w:bookmarkStart w:id="42" w:name="what-is-deliberately-not-board-tested"/>
-      <w:bookmarkEnd w:id="41"/>
+      <w:bookmarkStart w:id="44" w:name="__RefHeading___Toc1673_4211003336"/>
+      <w:bookmarkStart w:id="45" w:name="what-is-deliberately-not-board-tested"/>
+      <w:bookmarkEnd w:id="44"/>
       <w:r>
         <w:rPr>
           <w:rStyle w:val="SectionNumber"/>
@@ -7194,17 +7318,17 @@
         <w:spacing w:before="36" w:after="36"/>
         <w:rPr/>
       </w:pPr>
-      <w:bookmarkStart w:id="43" w:name="what-is-deliberately-not-board-tested"/>
+      <w:bookmarkStart w:id="46" w:name="what-is-deliberately-not-board-tested"/>
       <w:r>
         <w:rPr/>
         <w:t>The 2026-10-05 million-block soak is statistical, not exhaustive; its counters, the 2-of-74,240 mis-decodes, and the bounded-rate pass criterion are reported in the Board Validation Report.</w:t>
       </w:r>
-      <w:bookmarkEnd w:id="43"/>
+      <w:bookmarkEnd w:id="46"/>
     </w:p>
     <w:sectPr>
-      <w:footerReference w:type="even" r:id="rId4"/>
-      <w:footerReference w:type="default" r:id="rId5"/>
-      <w:footerReference w:type="first" r:id="rId6"/>
+      <w:footerReference w:type="even" r:id="rId5"/>
+      <w:footerReference w:type="default" r:id="rId6"/>
+      <w:footerReference w:type="first" r:id="rId7"/>
       <w:type w:val="nextPage"/>
       <w:pgSz w:w="12240" w:h="15840"/>
       <w:pgMar w:left="1440" w:right="1440" w:gutter="0" w:header="0" w:top="1440" w:footer="720" w:bottom="1440"/>
@@ -8662,6 +8786,18 @@
     </w:pPr>
     <w:rPr/>
   </w:style>
+  <w:style w:type="paragraph" w:styleId="TOC3">
+    <w:name w:val="TOC 3"/>
+    <w:basedOn w:val="Index"/>
+    <w:pPr>
+      <w:tabs>
+        <w:tab w:val="clear" w:pos="720"/>
+        <w:tab w:val="right" w:pos="8793" w:leader="dot"/>
+      </w:tabs>
+      <w:ind w:hanging="0" w:left="567"/>
+    </w:pPr>
+    <w:rPr/>
+  </w:style>
   <w:style w:type="table" w:default="1" w:styleId="Table">
     <w:name w:val="Table"/>
     <w:basedOn w:val="TableNormal"/>
